--- a/resource/模板文件/文书模板/工伤告知书（样本）.docx
+++ b/resource/模板文件/文书模板/工伤告知书（样本）.docx
@@ -61,7 +61,7 @@
           <w:u w:val="single"/>
           <w:lang w:eastAsia="zh-CN"/>
         </w:rPr>
-        <w:t>{{公司名称}}</w:t>
+        <w:t>{{用人单位}}</w:t>
       </w:r>
       <w:r>
         <w:rPr>
@@ -215,7 +215,7 @@
           <w:rFonts w:hint="eastAsia" w:ascii="仿宋_GB2312" w:hAnsi="楷体" w:eastAsia="仿宋_GB2312"/>
           <w:lang w:eastAsia="zh-CN"/>
         </w:rPr>
-        <w:t>{{公司名称}}职工，从事</w:t>
+        <w:t>{{用人单位}}职工，从事</w:t>
       </w:r>
       <w:bookmarkStart w:id="0" w:name="_GoBack"/>
       <w:r>
@@ -335,7 +335,7 @@
           <w:rFonts w:hint="eastAsia" w:ascii="仿宋_GB2312" w:hAnsi="楷体" w:eastAsia="仿宋_GB2312"/>
           <w:lang w:eastAsia="zh-CN"/>
         </w:rPr>
-        <w:t>{{公司名称}}</w:t>
+        <w:t>{{用人单位}}</w:t>
       </w:r>
       <w:r>
         <w:rPr>
